--- a/docs/pautado_draft.docx
+++ b/docs/pautado_draft.docx
@@ -87,7 +87,7 @@
       <w:r>
         <w:t>{SEC_PREFACTIBILIDAD}</w:t>
         <w:br/>
-        <w:t>Costo estimado de implementacion inicial: $4,850 USD. La estructura de insumos se basa en suministros de escala con retorno proyectado en 14 meses y sin subsidio permanente.</w:t>
+        <w:t>Costo estimado de implementacion inicial: $4,450 USD. La estructura de insumos se basa en suministros de escala con enlaces de respaldo verificables.</w:t>
         <w:br/>
         <w:t>{SEC_END}</w:t>
       </w:r>
